--- a/masters/incident-report/incident-report.docx
+++ b/masters/incident-report/incident-report.docx
@@ -4,7 +4,7 @@
   <w:body>
     <w:p>
       <w:pPr>
-        <w:spacing w:after="31" w:before="0" w:line="312" w:lineRule="auto"/>
+        <w:spacing w:after="37" w:before="0" w:line="312" w:lineRule="auto"/>
         <w:jc w:val="center"/>
       </w:pPr>
       <w:r>
@@ -19,7 +19,7 @@
     </w:p>
     <w:p>
       <w:pPr>
-        <w:spacing w:after="78" w:before="0" w:line="312" w:lineRule="auto"/>
+        <w:spacing w:after="92" w:before="0" w:line="312" w:lineRule="auto"/>
         <w:jc w:val="left"/>
         <w:pBdr>
           <w:bottom w:val="single" w:sz="14" w:space="2" w:color="24384F"/>
@@ -35,7 +35,7 @@
     </w:p>
     <w:p>
       <w:pPr>
-        <w:spacing w:after="31" w:before="62" w:line="312" w:lineRule="auto"/>
+        <w:spacing w:after="37" w:before="74" w:line="312" w:lineRule="auto"/>
         <w:jc w:val="left"/>
         <w:pBdr>
           <w:bottom w:val="single" w:sz="6" w:space="2" w:color="C9D2DD"/>
@@ -76,7 +76,7 @@
       </w:tblGrid>
       <w:tr>
         <w:trPr>
-          <w:trHeight w:val="398" w:hRule="atLeast"/>
+          <w:trHeight w:val="469" w:hRule="atLeast"/>
         </w:trPr>
         <w:tc>
           <w:tcPr>
@@ -191,7 +191,7 @@
       </w:tr>
       <w:tr>
         <w:trPr>
-          <w:trHeight w:val="398" w:hRule="atLeast"/>
+          <w:trHeight w:val="469" w:hRule="atLeast"/>
         </w:trPr>
         <w:tc>
           <w:tcPr>
@@ -307,7 +307,7 @@
     </w:tbl>
     <w:p>
       <w:pPr>
-        <w:spacing w:after="31" w:before="0" w:line="312" w:lineRule="auto"/>
+        <w:spacing w:after="37" w:before="0" w:line="312" w:lineRule="auto"/>
         <w:jc w:val="left"/>
       </w:pPr>
       <w:r>
@@ -320,7 +320,7 @@
     </w:p>
     <w:p>
       <w:pPr>
-        <w:spacing w:after="31" w:before="62" w:line="312" w:lineRule="auto"/>
+        <w:spacing w:after="37" w:before="74" w:line="312" w:lineRule="auto"/>
         <w:jc w:val="left"/>
         <w:pBdr>
           <w:bottom w:val="single" w:sz="6" w:space="2" w:color="C9D2DD"/>
@@ -361,7 +361,7 @@
       </w:tblGrid>
       <w:tr>
         <w:trPr>
-          <w:trHeight w:val="442" w:hRule="atLeast"/>
+          <w:trHeight w:val="521" w:hRule="atLeast"/>
         </w:trPr>
         <w:tc>
           <w:tcPr>
@@ -476,7 +476,7 @@
       </w:tr>
       <w:tr>
         <w:trPr>
-          <w:trHeight w:val="442" w:hRule="atLeast"/>
+          <w:trHeight w:val="521" w:hRule="atLeast"/>
         </w:trPr>
         <w:tc>
           <w:tcPr>
@@ -591,7 +591,7 @@
       </w:tr>
       <w:tr>
         <w:trPr>
-          <w:trHeight w:val="442" w:hRule="atLeast"/>
+          <w:trHeight w:val="521" w:hRule="atLeast"/>
         </w:trPr>
         <w:tc>
           <w:tcPr>
@@ -707,7 +707,7 @@
     </w:tbl>
     <w:p>
       <w:pPr>
-        <w:spacing w:after="31" w:before="0" w:line="312" w:lineRule="auto"/>
+        <w:spacing w:after="37" w:before="0" w:line="312" w:lineRule="auto"/>
         <w:jc w:val="left"/>
       </w:pPr>
       <w:r>
@@ -720,7 +720,7 @@
     </w:p>
     <w:p>
       <w:pPr>
-        <w:spacing w:after="31" w:before="62" w:line="312" w:lineRule="auto"/>
+        <w:spacing w:after="37" w:before="74" w:line="312" w:lineRule="auto"/>
         <w:jc w:val="left"/>
         <w:pBdr>
           <w:bottom w:val="single" w:sz="6" w:space="2" w:color="C9D2DD"/>
@@ -747,7 +747,7 @@
     </w:p>
     <w:p>
       <w:pPr>
-        <w:spacing w:after="31" w:before="0" w:line="312" w:lineRule="auto"/>
+        <w:spacing w:after="37" w:before="0" w:line="312" w:lineRule="auto"/>
         <w:jc w:val="left"/>
       </w:pPr>
       <w:r>
@@ -773,7 +773,7 @@
       </w:tblGrid>
       <w:tr>
         <w:trPr>
-          <w:trHeight w:val="1990" w:hRule="atLeast"/>
+          <w:trHeight w:val="2347" w:hRule="atLeast"/>
         </w:trPr>
         <w:tc>
           <w:tcPr>
@@ -796,7 +796,7 @@
               <w:rPr>
                 <w:rFonts w:ascii="Malgun Gothic" w:hAnsi="Malgun Gothic" w:eastAsia="Malgun Gothic" w:cs="Malgun Gothic"/>
                 <w:b w:val="0"/>
-                <w:sz w:val="20"/>
+                <w:sz w:val="19"/>
               </w:rPr>
             </w:r>
           </w:p>
@@ -805,7 +805,7 @@
     </w:tbl>
     <w:p>
       <w:pPr>
-        <w:spacing w:after="31" w:before="0" w:line="312" w:lineRule="auto"/>
+        <w:spacing w:after="37" w:before="0" w:line="312" w:lineRule="auto"/>
         <w:jc w:val="left"/>
       </w:pPr>
       <w:r>
@@ -818,7 +818,7 @@
     </w:p>
     <w:p>
       <w:pPr>
-        <w:spacing w:after="31" w:before="62" w:line="312" w:lineRule="auto"/>
+        <w:spacing w:after="37" w:before="74" w:line="312" w:lineRule="auto"/>
         <w:jc w:val="left"/>
         <w:pBdr>
           <w:bottom w:val="single" w:sz="6" w:space="2" w:color="C9D2DD"/>
@@ -845,7 +845,7 @@
     </w:p>
     <w:p>
       <w:pPr>
-        <w:spacing w:after="31" w:before="0" w:line="312" w:lineRule="auto"/>
+        <w:spacing w:after="37" w:before="0" w:line="312" w:lineRule="auto"/>
         <w:jc w:val="left"/>
       </w:pPr>
       <w:r>
@@ -871,7 +871,7 @@
       </w:tblGrid>
       <w:tr>
         <w:trPr>
-          <w:trHeight w:val="1415" w:hRule="atLeast"/>
+          <w:trHeight w:val="1669" w:hRule="atLeast"/>
         </w:trPr>
         <w:tc>
           <w:tcPr>
@@ -894,7 +894,7 @@
               <w:rPr>
                 <w:rFonts w:ascii="Malgun Gothic" w:hAnsi="Malgun Gothic" w:eastAsia="Malgun Gothic" w:cs="Malgun Gothic"/>
                 <w:b w:val="0"/>
-                <w:sz w:val="20"/>
+                <w:sz w:val="19"/>
               </w:rPr>
             </w:r>
           </w:p>
@@ -903,7 +903,7 @@
     </w:tbl>
     <w:p>
       <w:pPr>
-        <w:spacing w:after="31" w:before="0" w:line="312" w:lineRule="auto"/>
+        <w:spacing w:after="37" w:before="0" w:line="312" w:lineRule="auto"/>
         <w:jc w:val="left"/>
       </w:pPr>
       <w:r>
@@ -916,7 +916,7 @@
     </w:p>
     <w:p>
       <w:pPr>
-        <w:spacing w:after="125" w:before="0" w:line="312" w:lineRule="auto"/>
+        <w:spacing w:after="147" w:before="0" w:line="312" w:lineRule="auto"/>
         <w:jc w:val="left"/>
       </w:pPr>
       <w:r>
@@ -929,7 +929,7 @@
     </w:p>
     <w:p>
       <w:pPr>
-        <w:spacing w:after="31" w:before="0" w:line="312" w:lineRule="auto"/>
+        <w:spacing w:after="37" w:before="0" w:line="312" w:lineRule="auto"/>
         <w:jc w:val="center"/>
       </w:pPr>
       <w:r>
@@ -943,7 +943,7 @@
     </w:p>
     <w:p>
       <w:pPr>
-        <w:spacing w:after="62" w:before="62" w:line="312" w:lineRule="auto"/>
+        <w:spacing w:after="74" w:before="74" w:line="312" w:lineRule="auto"/>
         <w:jc w:val="center"/>
       </w:pPr>
       <w:r>
@@ -957,7 +957,7 @@
     </w:p>
     <w:p>
       <w:pPr>
-        <w:spacing w:after="62" w:before="0" w:line="312" w:lineRule="auto"/>
+        <w:spacing w:after="74" w:before="0" w:line="312" w:lineRule="auto"/>
         <w:jc w:val="right"/>
       </w:pPr>
       <w:r>
@@ -971,7 +971,7 @@
     </w:p>
     <w:p>
       <w:pPr>
-        <w:spacing w:after="62" w:before="0" w:line="312" w:lineRule="auto"/>
+        <w:spacing w:after="74" w:before="0" w:line="312" w:lineRule="auto"/>
         <w:jc w:val="right"/>
       </w:pPr>
       <w:r>
@@ -985,7 +985,7 @@
     </w:p>
     <w:p>
       <w:pPr>
-        <w:spacing w:after="62" w:before="0" w:line="312" w:lineRule="auto"/>
+        <w:spacing w:after="74" w:before="0" w:line="312" w:lineRule="auto"/>
         <w:jc w:val="left"/>
       </w:pPr>
       <w:r>
@@ -998,7 +998,7 @@
     </w:p>
     <w:p>
       <w:pPr>
-        <w:spacing w:after="0" w:before="47" w:line="312" w:lineRule="auto"/>
+        <w:spacing w:after="0" w:before="55" w:line="312" w:lineRule="auto"/>
         <w:jc w:val="left"/>
       </w:pPr>
       <w:r>
